--- a/resources/hardware-en/User_Manual_EN.docx
+++ b/resources/hardware-en/User_Manual_EN.docx
@@ -17,12 +17,7 @@
     </w:p>
     <w:p>
       <w:r>
-        <w:rPr>
-          <w:rFonts w:ascii="Calibri" w:hAnsi="Calibri" w:eastAsia="Microsoft JhengHei"/>
-          <w:b w:val="0"/>
-          <w:color w:val="000000"/>
-        </w:rPr>
-        <w:t>Revision: 2026-10-16 R5. Use this manual with a reader that passed developer checks. The cell procedure uses your existing GCaMP6f-expressing HEK293 and Gibco DMEM.</w:t>
+        <w:t>Revision: 2026-10-20 R8. This manual covers connection, acquisition, data export and the expanded cell-free sodium-fluorescein workflow. Use a reader that passed developer checks. Cell experiments remain a separate procedure with the existing GCaMP6f-expressing HEK293 cells and Gibco DMEM.</w:t>
       </w:r>
     </w:p>
     <w:p>
@@ -624,17 +619,8 @@
             </w:tcMar>
           </w:tcPr>
           <w:p>
-            <w:pPr>
-              <w:spacing w:after="0" w:line="259" w:lineRule="auto"/>
-            </w:pPr>
             <w:r>
-              <w:rPr>
-                <w:rFonts w:ascii="Calibri" w:hAnsi="Calibri" w:eastAsia="Microsoft JhengHei"/>
-                <w:b w:val="0"/>
-                <w:color w:val="000000"/>
-                <w:sz w:val="18"/>
-              </w:rPr>
-              <w:t>Contents of the current measurement, such as B_CAL or ALL_C</w:t>
+              <w:t>The recorded content, such as water blank, 1 µM sodium fluorescein or a mixed-layout fill ID</w:t>
             </w:r>
           </w:p>
         </w:tc>
@@ -1059,7 +1045,7 @@
     </w:p>
     <w:p>
       <w:r>
-        <w:t>These are screenshots of the current DEMO interface. Red numbers match the instructions below. DEMO does not establish physical-board or biological performance.</w:t>
+        <w:t>These screenshots illustrate the interface controls. Labels or layout can differ with the installed software revision. Red numbers match the instructions below. DEMO is for practice; confirm DEVICE before acquiring experimental data.</w:t>
       </w:r>
     </w:p>
     <w:p>
@@ -3258,7 +3244,7 @@
     </w:p>
     <w:p>
       <w:r>
-        <w:t>First resolve U2 heating and the sampling fault. A fan does not prove that the power circuit is safe. Have the electronics lead check power and the battery before powered tests.</w:t>
+        <w:t>Before a powered PD check, confirm that the electronics lead has cleared the power circuit and battery. If U2 heating or a sampling fault occurs, stop and resolve it first. A running fan alone does not establish electrical safety.</w:t>
       </w:r>
     </w:p>
     <w:p>
@@ -3323,12 +3309,12 @@
     </w:p>
     <w:p>
       <w:r>
-        <w:t>After this check passes, compare fluorescence. Fix one LEE 101 layer, one well, the fill volume and LED settings. Measure a matched solvent blank, then sodium fluorescein. Obtain at least three measurements of each. Save CSV and JSON.</w:t>
+        <w:t>After this check passes, use the cell-free workflow in Sections 4 and 7. Keep the installed filter, alignment, 100 µL fill and LED settings fixed. Acquire double-distilled water first, then the sodium-fluorescein standards. Save each raw CSV before the next acquisition and retain the full JSON.</w:t>
       </w:r>
     </w:p>
     <w:p>
       <w:r>
-        <w:t>Require a repeatable difference from the blank at the LED frequency. Blue-light leakage can also produce a signal at that frequency. An LED-on signal alone does not prove fluorescence. Concentration measurement still needs a standard curve.</w:t>
+        <w:t>Compare all four frequency channels with the matched blank and standards. Use the uniform series to establish the concentration response under the fixed optical settings.</w:t>
       </w:r>
     </w:p>
     <w:p>
@@ -3336,42 +3322,22 @@
         <w:pStyle w:val="Heading1"/>
       </w:pPr>
       <w:r>
-        <w:rPr>
-          <w:rFonts w:ascii="Calibri" w:hAnsi="Calibri" w:eastAsia="Microsoft JhengHei"/>
-          <w:b/>
-          <w:color w:val="000000"/>
-        </w:rPr>
         <w:t>4 Prepare the fluorescence standards</w:t>
       </w:r>
     </w:p>
     <w:p>
       <w:r>
-        <w:rPr>
-          <w:rFonts w:ascii="Calibri" w:hAnsi="Calibri" w:eastAsia="Microsoft JhengHei"/>
-          <w:b w:val="0"/>
-          <w:color w:val="000000"/>
-        </w:rPr>
-        <w:t>Preparation: Use sodium fluorescein, CAS 518-47-8. Use one batch of 1× PBS at approximately pH 7.4. Prepare pipettes, clean tubes, and light protection. This PBS procedure is cell-free.</w:t>
+        <w:t>Preparation: Use documented sodium fluorescein, CAS 518-47-8, and one batch of double-distilled water. Prepare separate labelled solutions at 1, 2.5, 5, 10 and 20 µM, plus water blank. Fill every well with 100 µL. The current series reads each fresh sample three consecutive times.</w:t>
       </w:r>
     </w:p>
     <w:p>
       <w:r>
-        <w:rPr>
-          <w:rFonts w:ascii="Calibri" w:hAnsi="Calibri" w:eastAsia="Microsoft JhengHei"/>
-          <w:b w:val="0"/>
-          <w:color w:val="000000"/>
-        </w:rPr>
-        <w:t>Use PBS for stock, dilutions, and blank. No DMSO or ethanol is needed. Do not substitute FITC, highlighter ink, or unspecified dye. Do not put fluorescein into the reporter cells.</w:t>
+        <w:t>Use the same double-distilled water for the stock, working dilutions, blank and final rinse. Record the stock concentration and solvent. If the available stock has a different matrix, obtain a matching blank or remake the series; do not silently substitute PBS. Keep these dye solutions separate from living cells.</w:t>
       </w:r>
     </w:p>
     <w:p>
       <w:r>
-        <w:rPr>
-          <w:rFonts w:ascii="Calibri" w:hAnsi="Calibri" w:eastAsia="Microsoft JhengHei"/>
-          <w:b w:val="0"/>
-          <w:color w:val="000000"/>
-        </w:rPr>
-        <w:t>For a documented 1 mM stock, use this dilution table:</w:t>
+        <w:t>Use a documented stock and accurately pipettable volumes. The table specifies target concentrations; retain the actual preparation route.</w:t>
       </w:r>
     </w:p>
     <w:tbl>
@@ -3412,17 +3378,7 @@
             <w:shd w:fill="DFEAF0"/>
           </w:tcPr>
           <w:p>
-            <w:pPr>
-              <w:keepNext/>
-              <w:spacing w:after="0" w:line="259" w:lineRule="auto"/>
-            </w:pPr>
             <w:r>
-              <w:rPr>
-                <w:rFonts w:ascii="Calibri" w:hAnsi="Calibri" w:eastAsia="Microsoft JhengHei"/>
-                <w:b/>
-                <w:color w:val="000000"/>
-                <w:sz w:val="18"/>
-              </w:rPr>
               <w:t>Solution</w:t>
             </w:r>
           </w:p>
@@ -3440,19 +3396,8 @@
             <w:shd w:fill="DFEAF0"/>
           </w:tcPr>
           <w:p>
-            <w:pPr>
-              <w:keepNext/>
-              <w:spacing w:after="0" w:line="259" w:lineRule="auto"/>
-              <w:jc w:val="center"/>
-            </w:pPr>
             <w:r>
-              <w:rPr>
-                <w:rFonts w:ascii="Calibri" w:hAnsi="Calibri" w:eastAsia="Microsoft JhengHei"/>
-                <w:b/>
-                <w:color w:val="000000"/>
-                <w:sz w:val="18"/>
-              </w:rPr>
-              <w:t>Mix</w:t>
+              <w:t>Final concentration</w:t>
             </w:r>
           </w:p>
         </w:tc>
@@ -3469,18 +3414,8 @@
             <w:shd w:fill="DFEAF0"/>
           </w:tcPr>
           <w:p>
-            <w:pPr>
-              <w:keepNext/>
-              <w:spacing w:after="0" w:line="259" w:lineRule="auto"/>
-            </w:pPr>
             <w:r>
-              <w:rPr>
-                <w:rFonts w:ascii="Calibri" w:hAnsi="Calibri" w:eastAsia="Microsoft JhengHei"/>
-                <w:b/>
-                <w:color w:val="000000"/>
-                <w:sz w:val="18"/>
-              </w:rPr>
-              <w:t>Final concentration</w:t>
+              <w:t>Fill per well</w:t>
             </w:r>
           </w:p>
         </w:tc>
@@ -3501,17 +3436,8 @@
             </w:tcMar>
           </w:tcPr>
           <w:p>
-            <w:pPr>
-              <w:spacing w:after="0" w:line="259" w:lineRule="auto"/>
-            </w:pPr>
             <w:r>
-              <w:rPr>
-                <w:rFonts w:ascii="Calibri" w:hAnsi="Calibri" w:eastAsia="Microsoft JhengHei"/>
-                <w:b w:val="0"/>
-                <w:color w:val="000000"/>
-                <w:sz w:val="18"/>
-              </w:rPr>
-              <w:t>Intermediate</w:t>
+              <w:t>Sodium fluorescein 1 µM</w:t>
             </w:r>
           </w:p>
         </w:tc>
@@ -3527,17 +3453,8 @@
             </w:tcMar>
           </w:tcPr>
           <w:p>
-            <w:pPr>
-              <w:spacing w:after="0" w:line="259" w:lineRule="auto"/>
-            </w:pPr>
             <w:r>
-              <w:rPr>
-                <w:rFonts w:ascii="Calibri" w:hAnsi="Calibri" w:eastAsia="Microsoft JhengHei"/>
-                <w:b w:val="0"/>
-                <w:color w:val="000000"/>
-                <w:sz w:val="18"/>
-              </w:rPr>
-              <w:t>10 µL stock + 990 µL PBS</w:t>
+              <w:t>0.001 mM</w:t>
             </w:r>
           </w:p>
         </w:tc>
@@ -3553,17 +3470,8 @@
             </w:tcMar>
           </w:tcPr>
           <w:p>
-            <w:pPr>
-              <w:spacing w:after="0" w:line="259" w:lineRule="auto"/>
-            </w:pPr>
             <w:r>
-              <w:rPr>
-                <w:rFonts w:ascii="Calibri" w:hAnsi="Calibri" w:eastAsia="Microsoft JhengHei"/>
-                <w:b w:val="0"/>
-                <w:color w:val="000000"/>
-                <w:sz w:val="18"/>
-              </w:rPr>
-              <w:t>10 µM in 1.00 mL</w:t>
+              <w:t>100 µL</w:t>
             </w:r>
           </w:p>
         </w:tc>
@@ -3584,17 +3492,8 @@
             </w:tcMar>
           </w:tcPr>
           <w:p>
-            <w:pPr>
-              <w:spacing w:after="0" w:line="259" w:lineRule="auto"/>
-            </w:pPr>
             <w:r>
-              <w:rPr>
-                <w:rFonts w:ascii="Calibri" w:hAnsi="Calibri" w:eastAsia="Microsoft JhengHei"/>
-                <w:b w:val="0"/>
-                <w:color w:val="000000"/>
-                <w:sz w:val="18"/>
-              </w:rPr>
-              <w:t>C</w:t>
+              <w:t>Sodium fluorescein 2.5 µM</w:t>
             </w:r>
           </w:p>
         </w:tc>
@@ -3610,17 +3509,8 @@
             </w:tcMar>
           </w:tcPr>
           <w:p>
-            <w:pPr>
-              <w:spacing w:after="0" w:line="259" w:lineRule="auto"/>
-            </w:pPr>
             <w:r>
-              <w:rPr>
-                <w:rFonts w:ascii="Calibri" w:hAnsi="Calibri" w:eastAsia="Microsoft JhengHei"/>
-                <w:b w:val="0"/>
-                <w:color w:val="000000"/>
-                <w:sz w:val="18"/>
-              </w:rPr>
-              <w:t>50 µL intermediate + 4.950 mL PBS</w:t>
+              <w:t>0.0025 mM</w:t>
             </w:r>
           </w:p>
         </w:tc>
@@ -3636,17 +3526,8 @@
             </w:tcMar>
           </w:tcPr>
           <w:p>
-            <w:pPr>
-              <w:spacing w:after="0" w:line="259" w:lineRule="auto"/>
-            </w:pPr>
             <w:r>
-              <w:rPr>
-                <w:rFonts w:ascii="Calibri" w:hAnsi="Calibri" w:eastAsia="Microsoft JhengHei"/>
-                <w:b w:val="0"/>
-                <w:color w:val="000000"/>
-                <w:sz w:val="18"/>
-              </w:rPr>
-              <w:t>100 nM in 5.00 mL</w:t>
+              <w:t>100 µL</w:t>
             </w:r>
           </w:p>
         </w:tc>
@@ -3667,17 +3548,8 @@
             </w:tcMar>
           </w:tcPr>
           <w:p>
-            <w:pPr>
-              <w:spacing w:after="0" w:line="259" w:lineRule="auto"/>
-            </w:pPr>
             <w:r>
-              <w:rPr>
-                <w:rFonts w:ascii="Calibri" w:hAnsi="Calibri" w:eastAsia="Microsoft JhengHei"/>
-                <w:b w:val="0"/>
-                <w:color w:val="000000"/>
-                <w:sz w:val="18"/>
-              </w:rPr>
-              <w:t>0.5C</w:t>
+              <w:t>Sodium fluorescein 5 µM</w:t>
             </w:r>
           </w:p>
         </w:tc>
@@ -3693,17 +3565,8 @@
             </w:tcMar>
           </w:tcPr>
           <w:p>
-            <w:pPr>
-              <w:spacing w:after="0" w:line="259" w:lineRule="auto"/>
-            </w:pPr>
             <w:r>
-              <w:rPr>
-                <w:rFonts w:ascii="Calibri" w:hAnsi="Calibri" w:eastAsia="Microsoft JhengHei"/>
-                <w:b w:val="0"/>
-                <w:color w:val="000000"/>
-                <w:sz w:val="18"/>
-              </w:rPr>
-              <w:t>2.50 mL C + 2.50 mL PBS</w:t>
+              <w:t>0.005 mM</w:t>
             </w:r>
           </w:p>
         </w:tc>
@@ -3719,17 +3582,8 @@
             </w:tcMar>
           </w:tcPr>
           <w:p>
-            <w:pPr>
-              <w:spacing w:after="0" w:line="259" w:lineRule="auto"/>
-            </w:pPr>
             <w:r>
-              <w:rPr>
-                <w:rFonts w:ascii="Calibri" w:hAnsi="Calibri" w:eastAsia="Microsoft JhengHei"/>
-                <w:b w:val="0"/>
-                <w:color w:val="000000"/>
-                <w:sz w:val="18"/>
-              </w:rPr>
-              <w:t>50 nM in 5.00 mL</w:t>
+              <w:t>100 µL</w:t>
             </w:r>
           </w:p>
         </w:tc>
@@ -3750,17 +3604,8 @@
             </w:tcMar>
           </w:tcPr>
           <w:p>
-            <w:pPr>
-              <w:spacing w:after="0" w:line="259" w:lineRule="auto"/>
-            </w:pPr>
             <w:r>
-              <w:rPr>
-                <w:rFonts w:ascii="Calibri" w:hAnsi="Calibri" w:eastAsia="Microsoft JhengHei"/>
-                <w:b w:val="0"/>
-                <w:color w:val="000000"/>
-                <w:sz w:val="18"/>
-              </w:rPr>
-              <w:t>Blank</w:t>
+              <w:t>Sodium fluorescein 10 µM</w:t>
             </w:r>
           </w:p>
         </w:tc>
@@ -3776,17 +3621,8 @@
             </w:tcMar>
           </w:tcPr>
           <w:p>
-            <w:pPr>
-              <w:spacing w:after="0" w:line="259" w:lineRule="auto"/>
-            </w:pPr>
             <w:r>
-              <w:rPr>
-                <w:rFonts w:ascii="Calibri" w:hAnsi="Calibri" w:eastAsia="Microsoft JhengHei"/>
-                <w:b w:val="0"/>
-                <w:color w:val="000000"/>
-                <w:sz w:val="18"/>
-              </w:rPr>
-              <w:t>Same PBS without dye</w:t>
+              <w:t>0.01 mM</w:t>
             </w:r>
           </w:p>
         </w:tc>
@@ -3802,17 +3638,78 @@
             </w:tcMar>
           </w:tcPr>
           <w:p>
-            <w:pPr>
-              <w:spacing w:after="0" w:line="259" w:lineRule="auto"/>
-            </w:pPr>
             <w:r>
-              <w:rPr>
-                <w:rFonts w:ascii="Calibri" w:hAnsi="Calibri" w:eastAsia="Microsoft JhengHei"/>
-                <w:b w:val="0"/>
-                <w:color w:val="000000"/>
-                <w:sz w:val="18"/>
-              </w:rPr>
-              <w:t>0 nM; at least 10 mL plus rinse volume</w:t>
+              <w:t>100 µL</w:t>
+            </w:r>
+          </w:p>
+        </w:tc>
+      </w:tr>
+      <w:tr>
+        <w:trPr>
+          <w:cantSplit/>
+        </w:trPr>
+        <w:tc>
+          <w:tcPr>
+            <w:tcW w:type="dxa" w:w="2762"/>
+          </w:tcPr>
+          <w:p>
+            <w:r>
+              <w:t>Sodium fluorescein 20 µM</w:t>
+            </w:r>
+          </w:p>
+        </w:tc>
+        <w:tc>
+          <w:tcPr>
+            <w:tcW w:type="dxa" w:w="3058"/>
+          </w:tcPr>
+          <w:p>
+            <w:r>
+              <w:t>0.02 mM</w:t>
+            </w:r>
+          </w:p>
+        </w:tc>
+        <w:tc>
+          <w:tcPr>
+            <w:tcW w:type="dxa" w:w="4044"/>
+          </w:tcPr>
+          <w:p>
+            <w:r>
+              <w:t>100 µL</w:t>
+            </w:r>
+          </w:p>
+        </w:tc>
+      </w:tr>
+      <w:tr>
+        <w:trPr>
+          <w:cantSplit/>
+        </w:trPr>
+        <w:tc>
+          <w:tcPr>
+            <w:tcW w:type="dxa" w:w="2762"/>
+          </w:tcPr>
+          <w:p>
+            <w:r>
+              <w:t>Water blank</w:t>
+            </w:r>
+          </w:p>
+        </w:tc>
+        <w:tc>
+          <w:tcPr>
+            <w:tcW w:type="dxa" w:w="3058"/>
+          </w:tcPr>
+          <w:p>
+            <w:r>
+              <w:t>0 µM; same solvent</w:t>
+            </w:r>
+          </w:p>
+        </w:tc>
+        <w:tc>
+          <w:tcPr>
+            <w:tcW w:type="dxa" w:w="4044"/>
+          </w:tcPr>
+          <w:p>
+            <w:r>
+              <w:t>100 µL</w:t>
             </w:r>
           </w:p>
         </w:tc>
@@ -3825,30 +3722,7 @@
     </w:p>
     <w:p>
       <w:r>
-        <w:rPr>
-          <w:rFonts w:ascii="Calibri" w:hAnsi="Calibri" w:eastAsia="Microsoft JhengHei"/>
-          <w:b w:val="0"/>
-          <w:color w:val="000000"/>
-        </w:rPr>
-        <w:t xml:space="preserve">If only powder is available, use the bottle's identity and assay information. For anhydrous sodium fluorescein, 37.627 mg in a final 10.00 mL gives nominal 10 mM. The formula mass is 376.27 g/mol. Diluting 100 µL of that stock with 900 µL PBS gives 1 mM. The </w:t>
-      </w:r>
-      <w:hyperlink r:id="rId12">
-        <w:r>
-          <w:rPr>
-            <w:rFonts w:ascii="Calibri" w:hAnsi="Calibri" w:eastAsia="Microsoft JhengHei"/>
-            <w:color w:val="175A80"/>
-            <w:u w:val="single"/>
-          </w:rPr>
-          <w:t>sample guide</w:t>
-        </w:r>
-      </w:hyperlink>
-      <w:r>
-        <w:rPr>
-          <w:rFonts w:ascii="Calibri" w:hAnsi="Calibri" w:eastAsia="Microsoft JhengHei"/>
-          <w:b w:val="0"/>
-          <w:color w:val="000000"/>
-        </w:rPr>
-        <w:t xml:space="preserve"> explains purity and hydration corrections.</w:t>
+        <w:t>Calculate Cstock × Vstock = Cfinal × Vfinal in separate labelled tubes. Use a documented intermediate if needed for accurate pipetting. For powder, record identity, formula mass and assay. Do not weigh the amount for a single well.</w:t>
       </w:r>
     </w:p>
     <w:p>
@@ -3867,12 +3741,7 @@
         <w:ind w:left="283" w:hanging="283"/>
       </w:pPr>
       <w:r>
-        <w:rPr>
-          <w:rFonts w:ascii="Calibri" w:hAnsi="Calibri" w:eastAsia="Microsoft JhengHei"/>
-          <w:b w:val="0"/>
-          <w:color w:val="000000"/>
-        </w:rPr>
-        <w:t>1. Prepare the intermediate solution.</w:t>
+        <w:t>1. Label each preparation with the full concentration, solvent, preparation ID and fill ID.</w:t>
       </w:r>
     </w:p>
     <w:p>
@@ -3881,12 +3750,7 @@
         <w:ind w:left="283" w:hanging="283"/>
       </w:pPr>
       <w:r>
-        <w:rPr>
-          <w:rFonts w:ascii="Calibri" w:hAnsi="Calibri" w:eastAsia="Microsoft JhengHei"/>
-          <w:b w:val="0"/>
-          <w:color w:val="000000"/>
-        </w:rPr>
-        <w:t>2. Mix the intermediate gently.</w:t>
+        <w:t>2. Prepare each target solution separately from the documented stock or intermediate.</w:t>
       </w:r>
     </w:p>
     <w:p>
@@ -3895,12 +3759,7 @@
         <w:ind w:left="283" w:hanging="283"/>
       </w:pPr>
       <w:r>
-        <w:rPr>
-          <w:rFonts w:ascii="Calibri" w:hAnsi="Calibri" w:eastAsia="Microsoft JhengHei"/>
-          <w:b w:val="0"/>
-          <w:color w:val="000000"/>
-        </w:rPr>
-        <w:t>3. Prepare C from the mixed intermediate.</w:t>
+        <w:t>3. Mix each solution before dispensing.</w:t>
       </w:r>
     </w:p>
     <w:p>
@@ -3909,12 +3768,7 @@
         <w:ind w:left="283" w:hanging="283"/>
       </w:pPr>
       <w:r>
-        <w:rPr>
-          <w:rFonts w:ascii="Calibri" w:hAnsi="Calibri" w:eastAsia="Microsoft JhengHei"/>
-          <w:b w:val="0"/>
-          <w:color w:val="000000"/>
-        </w:rPr>
-        <w:t>4. Mix C gently.</w:t>
+        <w:t>4. Reserve enough solution for all four 100 µL wells and handling loss.</w:t>
       </w:r>
     </w:p>
     <w:p>
@@ -3923,12 +3777,7 @@
         <w:ind w:left="283" w:hanging="283"/>
       </w:pPr>
       <w:r>
-        <w:rPr>
-          <w:rFonts w:ascii="Calibri" w:hAnsi="Calibri" w:eastAsia="Microsoft JhengHei"/>
-          <w:b w:val="0"/>
-          <w:color w:val="000000"/>
-        </w:rPr>
-        <w:t>5. Prepare 0.5C from C.</w:t>
+        <w:t>5. Protect all standards from unnecessary light.</w:t>
       </w:r>
     </w:p>
     <w:p>
@@ -3937,12 +3786,7 @@
         <w:ind w:left="283" w:hanging="283"/>
       </w:pPr>
       <w:r>
-        <w:rPr>
-          <w:rFonts w:ascii="Calibri" w:hAnsi="Calibri" w:eastAsia="Microsoft JhengHei"/>
-          <w:b w:val="0"/>
-          <w:color w:val="000000"/>
-        </w:rPr>
-        <w:t>6. Mix 0.5C gently.</w:t>
+        <w:t>6. Reserve dye-free double-distilled water for the blank and final rinse.</w:t>
       </w:r>
     </w:p>
     <w:p>
@@ -3951,12 +3795,7 @@
         <w:ind w:left="283" w:hanging="283"/>
       </w:pPr>
       <w:r>
-        <w:rPr>
-          <w:rFonts w:ascii="Calibri" w:hAnsi="Calibri" w:eastAsia="Microsoft JhengHei"/>
-          <w:b w:val="0"/>
-          <w:color w:val="000000"/>
-        </w:rPr>
-        <w:t>7. Protect the tubes from unnecessary light.</w:t>
+        <w:t>7. Record preparation time, stock identity and available pH and temperature measurements.</w:t>
       </w:r>
     </w:p>
     <w:p>
@@ -3965,32 +3804,17 @@
         <w:ind w:left="283" w:hanging="283"/>
       </w:pPr>
       <w:r>
-        <w:rPr>
-          <w:rFonts w:ascii="Calibri" w:hAnsi="Calibri" w:eastAsia="Microsoft JhengHei"/>
-          <w:b w:val="0"/>
-          <w:color w:val="000000"/>
-        </w:rPr>
-        <w:t>8. Dispense the same verified working fill into each well.</w:t>
+        <w:t>8. Dispense 100 µL per well. Check bubbles, the outside of the carrier and lid clearance before installation.</w:t>
       </w:r>
     </w:p>
     <w:p>
       <w:r>
-        <w:rPr>
-          <w:rFonts w:ascii="Calibri" w:hAnsi="Calibri" w:eastAsia="Microsoft JhengHei"/>
-          <w:b w:val="0"/>
-          <w:color w:val="000000"/>
-        </w:rPr>
-        <w:t>Check: Concentrations, PBS, pH, temperature, and light exposure are consistent. Use fresh working dilutions for the session. Follow bottle instructions for stock storage.</w:t>
+        <w:t>Check: The sodium-fluorescein levels are 1, 2.5, 5, 10 and 20 µM. The water blank contains no added dye. The old shorthand C means 0.1 µM; use full concentrations in reports.</w:t>
       </w:r>
     </w:p>
     <w:p>
       <w:r>
-        <w:rPr>
-          <w:rFonts w:ascii="Calibri" w:hAnsi="Calibri" w:eastAsia="Microsoft JhengHei"/>
-          <w:b w:val="0"/>
-          <w:color w:val="000000"/>
-        </w:rPr>
-        <w:t>Failure action: If stock identity or concentration is uncertain, use a documented laboratory stock. Do not weigh the nanogram amount needed for one well. If signal is weak, inspect the optical path before changing concentration.</w:t>
+        <w:t>Failure action: Resolve uncertain stock identity or concentration before using the standards. Check the double-distilled water rinse for carryover before starting a new fill.</w:t>
       </w:r>
     </w:p>
     <w:p>
@@ -4410,12 +4234,7 @@
     </w:p>
     <w:p>
       <w:r>
-        <w:rPr>
-          <w:rFonts w:ascii="Calibri" w:hAnsi="Calibri" w:eastAsia="Microsoft JhengHei"/>
-          <w:b w:val="0"/>
-          <w:color w:val="000000"/>
-        </w:rPr>
-        <w:t>Preparation: Fix the well set, working fill, filter, duty, LEDs, and medium. Use an illuminated blank matching the sample medium. Use a separate stable fluorescence standard.</w:t>
+        <w:t>Preparation: Fix the carrier, 100 µL fill, filter, duty, LEDs and medium. For the double-distilled water dye series, use double-distilled water in all four wells and collect it before the standards. The tools below provide optional display correction; retain the raw data independently.</w:t>
       </w:r>
     </w:p>
     <w:p>
@@ -4545,12 +4364,7 @@
     </w:p>
     <w:p>
       <w:r>
-        <w:rPr>
-          <w:rFonts w:ascii="Calibri" w:hAnsi="Calibri" w:eastAsia="Microsoft JhengHei"/>
-          <w:b w:val="0"/>
-          <w:color w:val="000000"/>
-        </w:rPr>
-        <w:t>Use 100uL in the identifier for the current working fill. Record a different volume if you change the fill.</w:t>
+        <w:t>Use 100uL in the identifier for the current working fill. Retain the IDs of the blank records actually used. A previous saved calibration is not automatically the current double-distilled water blank.</w:t>
       </w:r>
     </w:p>
     <w:p>
@@ -4828,12 +4642,7 @@
     </w:p>
     <w:p>
       <w:r>
-        <w:rPr>
-          <w:rFonts w:ascii="Calibri" w:hAnsi="Calibri" w:eastAsia="Microsoft JhengHei"/>
-          <w:b w:val="0"/>
-          <w:color w:val="000000"/>
-        </w:rPr>
-        <w:t>Check: B_CHECK is independent. Do not add it to B_CAL. A weak reference, unstable blank, or QC error prevents reliable interpretation.</w:t>
+        <w:t>Check: Keep the new B_CHECK measurements separate from the calibration fit. Record the blank IDs and whether a fluorescence phase reference was collected.</w:t>
       </w:r>
     </w:p>
     <w:p>
@@ -4848,12 +4657,7 @@
     </w:p>
     <w:p>
       <w:r>
-        <w:rPr>
-          <w:rFonts w:ascii="Calibri" w:hAnsi="Calibri" w:eastAsia="Microsoft JhengHei"/>
-          <w:b w:val="0"/>
-          <w:color w:val="000000"/>
-        </w:rPr>
-        <w:t>Routine PHASE_REF calibration and the formal dye series serve different purposes. Formal quick_check.py uses ALL_C for phase. It ignores extra PHASE_REF records.</w:t>
+        <w:t>Use a fresh water-reference mean for each optical configuration. Keep earlier saved blank IDs in the archive. Do not apply a previous session's blank automatically. Bracket future series with water checks after rinsing.</w:t>
       </w:r>
     </w:p>
     <w:p>
@@ -4861,22 +4665,12 @@
         <w:pStyle w:val="Heading1"/>
       </w:pPr>
       <w:r>
-        <w:rPr>
-          <w:rFonts w:ascii="Calibri" w:hAnsi="Calibri" w:eastAsia="Microsoft JhengHei"/>
-          <w:b/>
-          <w:color w:val="000000"/>
-        </w:rPr>
-        <w:t>7 Run the formal dye series</w:t>
+        <w:t>7 Run and record the double-distilled water dye series</w:t>
       </w:r>
     </w:p>
     <w:p>
       <w:r>
-        <w:rPr>
-          <w:rFonts w:ascii="Calibri" w:hAnsi="Calibri" w:eastAsia="Microsoft JhengHei"/>
-          <w:b w:val="0"/>
-          <w:color w:val="000000"/>
-        </w:rPr>
-        <w:t>Preparation: Complete the developer preflight. Establish spill-free solution exchange that preserves one boot and optical alignment. Use C = 100 nM and 0.5C = 50 nM initially.</w:t>
+        <w:t>Preparation: Use one carrier with 100 µL per well and fixed filter, duty and frequencies. Read each uniform or single-well fill three times. Switch LEDs off between readings and keep the loading-to-read interval consistent.</w:t>
       </w:r>
     </w:p>
     <w:tbl>
@@ -4917,18 +4711,8 @@
             <w:shd w:fill="DFEAF0"/>
           </w:tcPr>
           <w:p>
-            <w:pPr>
-              <w:keepNext/>
-              <w:spacing w:after="0" w:line="259" w:lineRule="auto"/>
-            </w:pPr>
             <w:r>
-              <w:rPr>
-                <w:rFonts w:ascii="Calibri" w:hAnsi="Calibri" w:eastAsia="Microsoft JhengHei"/>
-                <w:b/>
-                <w:color w:val="000000"/>
-                <w:sz w:val="18"/>
-              </w:rPr>
-              <w:t>Order</w:t>
+              <w:t>Group</w:t>
             </w:r>
           </w:p>
         </w:tc>
@@ -4945,18 +4729,8 @@
             <w:shd w:fill="DFEAF0"/>
           </w:tcPr>
           <w:p>
-            <w:pPr>
-              <w:keepNext/>
-              <w:spacing w:after="0" w:line="259" w:lineRule="auto"/>
-            </w:pPr>
             <w:r>
-              <w:rPr>
-                <w:rFonts w:ascii="Calibri" w:hAnsi="Calibri" w:eastAsia="Microsoft JhengHei"/>
-                <w:b/>
-                <w:color w:val="000000"/>
-                <w:sz w:val="18"/>
-              </w:rPr>
-              <w:t>Sample label</w:t>
+              <w:t>Preparation and reads</w:t>
             </w:r>
           </w:p>
         </w:tc>
@@ -4973,18 +4747,8 @@
             <w:shd w:fill="DFEAF0"/>
           </w:tcPr>
           <w:p>
-            <w:pPr>
-              <w:keepNext/>
-              <w:spacing w:after="0" w:line="259" w:lineRule="auto"/>
-            </w:pPr>
             <w:r>
-              <w:rPr>
-                <w:rFonts w:ascii="Calibri" w:hAnsi="Calibri" w:eastAsia="Microsoft JhengHei"/>
-                <w:b/>
-                <w:color w:val="000000"/>
-                <w:sz w:val="18"/>
-              </w:rPr>
-              <w:t>Contents</w:t>
+              <w:t>Contents of D1-D4</w:t>
             </w:r>
           </w:p>
         </w:tc>
@@ -5005,17 +4769,8 @@
             </w:tcMar>
           </w:tcPr>
           <w:p>
-            <w:pPr>
-              <w:spacing w:after="0" w:line="259" w:lineRule="auto"/>
-            </w:pPr>
             <w:r>
-              <w:rPr>
-                <w:rFonts w:ascii="Calibri" w:hAnsi="Calibri" w:eastAsia="Microsoft JhengHei"/>
-                <w:b w:val="0"/>
-                <w:color w:val="000000"/>
-                <w:sz w:val="18"/>
-              </w:rPr>
-              <w:t>1</w:t>
+              <w:t>Uniform series</w:t>
             </w:r>
           </w:p>
         </w:tc>
@@ -5031,18 +4786,8 @@
             </w:tcMar>
           </w:tcPr>
           <w:p>
-            <w:pPr>
-              <w:spacing w:after="0" w:line="259" w:lineRule="auto"/>
-              <w:jc w:val="center"/>
-            </w:pPr>
             <w:r>
-              <w:rPr>
-                <w:rFonts w:ascii="Calibri" w:hAnsi="Calibri" w:eastAsia="Microsoft JhengHei"/>
-                <w:b w:val="0"/>
-                <w:color w:val="000000"/>
-                <w:sz w:val="18"/>
-              </w:rPr>
-              <w:t>DARK</w:t>
+              <w:t>One fresh fill per level; three technical reads</w:t>
             </w:r>
           </w:p>
         </w:tc>
@@ -5058,17 +4803,8 @@
             </w:tcMar>
           </w:tcPr>
           <w:p>
-            <w:pPr>
-              <w:spacing w:after="0" w:line="259" w:lineRule="auto"/>
-            </w:pPr>
             <w:r>
-              <w:rPr>
-                <w:rFonts w:ascii="Calibri" w:hAnsi="Calibri" w:eastAsia="Microsoft JhengHei"/>
-                <w:b w:val="0"/>
-                <w:color w:val="000000"/>
-                <w:sz w:val="18"/>
-              </w:rPr>
-              <w:t>Four blanks; LEDs off</w:t>
+              <w:t>All wells: 0, 1, 2.5, 5, 10 or 20 µM</w:t>
             </w:r>
           </w:p>
         </w:tc>
@@ -5089,17 +4825,8 @@
             </w:tcMar>
           </w:tcPr>
           <w:p>
-            <w:pPr>
-              <w:spacing w:after="0" w:line="259" w:lineRule="auto"/>
-            </w:pPr>
             <w:r>
-              <w:rPr>
-                <w:rFonts w:ascii="Calibri" w:hAnsi="Calibri" w:eastAsia="Microsoft JhengHei"/>
-                <w:b w:val="0"/>
-                <w:color w:val="000000"/>
-                <w:sz w:val="18"/>
-              </w:rPr>
-              <w:t>2</w:t>
+              <w:t>D1 only</w:t>
             </w:r>
           </w:p>
         </w:tc>
@@ -5115,18 +4842,8 @@
             </w:tcMar>
           </w:tcPr>
           <w:p>
-            <w:pPr>
-              <w:spacing w:after="0" w:line="259" w:lineRule="auto"/>
-              <w:jc w:val="center"/>
-            </w:pPr>
             <w:r>
-              <w:rPr>
-                <w:rFonts w:ascii="Calibri" w:hAnsi="Calibri" w:eastAsia="Microsoft JhengHei"/>
-                <w:b w:val="0"/>
-                <w:color w:val="000000"/>
-                <w:sz w:val="18"/>
-              </w:rPr>
-              <w:t>B_CAL</w:t>
+              <w:t>One fresh fill; three technical reads</w:t>
             </w:r>
           </w:p>
         </w:tc>
@@ -5142,17 +4859,8 @@
             </w:tcMar>
           </w:tcPr>
           <w:p>
-            <w:pPr>
-              <w:spacing w:after="0" w:line="259" w:lineRule="auto"/>
-            </w:pPr>
             <w:r>
-              <w:rPr>
-                <w:rFonts w:ascii="Calibri" w:hAnsi="Calibri" w:eastAsia="Microsoft JhengHei"/>
-                <w:b w:val="0"/>
-                <w:color w:val="000000"/>
-                <w:sz w:val="18"/>
-              </w:rPr>
-              <w:t>Four blanks; LEDs on</w:t>
+              <w:t>10 µM / water / water / water</w:t>
             </w:r>
           </w:p>
         </w:tc>
@@ -5173,17 +4881,8 @@
             </w:tcMar>
           </w:tcPr>
           <w:p>
-            <w:pPr>
-              <w:spacing w:after="0" w:line="259" w:lineRule="auto"/>
-            </w:pPr>
             <w:r>
-              <w:rPr>
-                <w:rFonts w:ascii="Calibri" w:hAnsi="Calibri" w:eastAsia="Microsoft JhengHei"/>
-                <w:b w:val="0"/>
-                <w:color w:val="000000"/>
-                <w:sz w:val="18"/>
-              </w:rPr>
-              <w:t>3</w:t>
+              <w:t>D2 only</w:t>
             </w:r>
           </w:p>
         </w:tc>
@@ -5199,18 +4898,8 @@
             </w:tcMar>
           </w:tcPr>
           <w:p>
-            <w:pPr>
-              <w:spacing w:after="0" w:line="259" w:lineRule="auto"/>
-              <w:jc w:val="center"/>
-            </w:pPr>
             <w:r>
-              <w:rPr>
-                <w:rFonts w:ascii="Calibri" w:hAnsi="Calibri" w:eastAsia="Microsoft JhengHei"/>
-                <w:b w:val="0"/>
-                <w:color w:val="000000"/>
-                <w:sz w:val="18"/>
-              </w:rPr>
-              <w:t>B_CHECK</w:t>
+              <w:t>One fresh fill; three technical reads</w:t>
             </w:r>
           </w:p>
         </w:tc>
@@ -5226,17 +4915,8 @@
             </w:tcMar>
           </w:tcPr>
           <w:p>
-            <w:pPr>
-              <w:spacing w:after="0" w:line="259" w:lineRule="auto"/>
-            </w:pPr>
             <w:r>
-              <w:rPr>
-                <w:rFonts w:ascii="Calibri" w:hAnsi="Calibri" w:eastAsia="Microsoft JhengHei"/>
-                <w:b w:val="0"/>
-                <w:color w:val="000000"/>
-                <w:sz w:val="18"/>
-              </w:rPr>
-              <w:t>Four blanks; five new blocks</w:t>
+              <w:t>Water / 10 µM / water / water</w:t>
             </w:r>
           </w:p>
         </w:tc>
@@ -5257,17 +4937,8 @@
             </w:tcMar>
           </w:tcPr>
           <w:p>
-            <w:pPr>
-              <w:spacing w:after="0" w:line="259" w:lineRule="auto"/>
-            </w:pPr>
             <w:r>
-              <w:rPr>
-                <w:rFonts w:ascii="Calibri" w:hAnsi="Calibri" w:eastAsia="Microsoft JhengHei"/>
-                <w:b w:val="0"/>
-                <w:color w:val="000000"/>
-                <w:sz w:val="18"/>
-              </w:rPr>
-              <w:t>4–7</w:t>
+              <w:t>D3 only</w:t>
             </w:r>
           </w:p>
         </w:tc>
@@ -5283,17 +4954,8 @@
             </w:tcMar>
           </w:tcPr>
           <w:p>
-            <w:pPr>
-              <w:spacing w:after="0" w:line="259" w:lineRule="auto"/>
-            </w:pPr>
             <w:r>
-              <w:rPr>
-                <w:rFonts w:ascii="Calibri" w:hAnsi="Calibri" w:eastAsia="Microsoft JhengHei"/>
-                <w:b w:val="0"/>
-                <w:color w:val="000000"/>
-                <w:sz w:val="18"/>
-              </w:rPr>
-              <w:t>NE_C, NW_C, SW_C, SE_C</w:t>
+              <w:t>One fresh fill; three technical reads</w:t>
             </w:r>
           </w:p>
         </w:tc>
@@ -5309,17 +4971,8 @@
             </w:tcMar>
           </w:tcPr>
           <w:p>
-            <w:pPr>
-              <w:spacing w:after="0" w:line="259" w:lineRule="auto"/>
-            </w:pPr>
             <w:r>
-              <w:rPr>
-                <w:rFonts w:ascii="Calibri" w:hAnsi="Calibri" w:eastAsia="Microsoft JhengHei"/>
-                <w:b w:val="0"/>
-                <w:color w:val="000000"/>
-                <w:sz w:val="18"/>
-              </w:rPr>
-              <w:t>C only in the named well; blank elsewhere</w:t>
+              <w:t>Water / water / 10 µM / water</w:t>
             </w:r>
           </w:p>
         </w:tc>
@@ -5340,17 +4993,8 @@
             </w:tcMar>
           </w:tcPr>
           <w:p>
-            <w:pPr>
-              <w:spacing w:after="0" w:line="259" w:lineRule="auto"/>
-            </w:pPr>
             <w:r>
-              <w:rPr>
-                <w:rFonts w:ascii="Calibri" w:hAnsi="Calibri" w:eastAsia="Microsoft JhengHei"/>
-                <w:b w:val="0"/>
-                <w:color w:val="000000"/>
-                <w:sz w:val="18"/>
-              </w:rPr>
-              <w:t>8</w:t>
+              <w:t>D4 only</w:t>
             </w:r>
           </w:p>
         </w:tc>
@@ -5366,17 +5010,8 @@
             </w:tcMar>
           </w:tcPr>
           <w:p>
-            <w:pPr>
-              <w:spacing w:after="0" w:line="259" w:lineRule="auto"/>
-            </w:pPr>
             <w:r>
-              <w:rPr>
-                <w:rFonts w:ascii="Calibri" w:hAnsi="Calibri" w:eastAsia="Microsoft JhengHei"/>
-                <w:b w:val="0"/>
-                <w:color w:val="000000"/>
-                <w:sz w:val="18"/>
-              </w:rPr>
-              <w:t>ALL_HALF</w:t>
+              <w:t>One fresh fill; three technical reads</w:t>
             </w:r>
           </w:p>
         </w:tc>
@@ -5392,17 +5027,8 @@
             </w:tcMar>
           </w:tcPr>
           <w:p>
-            <w:pPr>
-              <w:spacing w:after="0" w:line="259" w:lineRule="auto"/>
-            </w:pPr>
             <w:r>
-              <w:rPr>
-                <w:rFonts w:ascii="Calibri" w:hAnsi="Calibri" w:eastAsia="Microsoft JhengHei"/>
-                <w:b w:val="0"/>
-                <w:color w:val="000000"/>
-                <w:sz w:val="18"/>
-              </w:rPr>
-              <w:t>0.5C in all wells</w:t>
+              <w:t>Water / water / water / 10 µM</w:t>
             </w:r>
           </w:p>
         </w:tc>
@@ -5423,17 +5049,8 @@
             </w:tcMar>
           </w:tcPr>
           <w:p>
-            <w:pPr>
-              <w:spacing w:after="0" w:line="259" w:lineRule="auto"/>
-            </w:pPr>
             <w:r>
-              <w:rPr>
-                <w:rFonts w:ascii="Calibri" w:hAnsi="Calibri" w:eastAsia="Microsoft JhengHei"/>
-                <w:b w:val="0"/>
-                <w:color w:val="000000"/>
-                <w:sz w:val="18"/>
-              </w:rPr>
-              <w:t>9</w:t>
+              <w:t>Acquisition</w:t>
             </w:r>
           </w:p>
         </w:tc>
@@ -5449,18 +5066,8 @@
             </w:tcMar>
           </w:tcPr>
           <w:p>
-            <w:pPr>
-              <w:spacing w:after="0" w:line="259" w:lineRule="auto"/>
-              <w:jc w:val="center"/>
-            </w:pPr>
             <w:r>
-              <w:rPr>
-                <w:rFonts w:ascii="Calibri" w:hAnsi="Calibri" w:eastAsia="Microsoft JhengHei"/>
-                <w:b w:val="0"/>
-                <w:color w:val="000000"/>
-                <w:sz w:val="18"/>
-              </w:rPr>
-              <w:t>ALL_C</w:t>
+              <w:t>All four LEDs active</w:t>
             </w:r>
           </w:p>
         </w:tc>
@@ -5476,100 +5083,8 @@
             </w:tcMar>
           </w:tcPr>
           <w:p>
-            <w:pPr>
-              <w:spacing w:after="0" w:line="259" w:lineRule="auto"/>
-            </w:pPr>
             <w:r>
-              <w:rPr>
-                <w:rFonts w:ascii="Calibri" w:hAnsi="Calibri" w:eastAsia="Microsoft JhengHei"/>
-                <w:b w:val="0"/>
-                <w:color w:val="000000"/>
-                <w:sz w:val="18"/>
-              </w:rPr>
-              <w:t>C in all wells</w:t>
-            </w:r>
-          </w:p>
-        </w:tc>
-      </w:tr>
-      <w:tr>
-        <w:trPr>
-          <w:cantSplit/>
-        </w:trPr>
-        <w:tc>
-          <w:tcPr>
-            <w:tcW w:type="dxa" w:w="2762"/>
-            <w:vAlign w:val="center"/>
-            <w:tcMar>
-              <w:top w:w="75" w:type="dxa"/>
-              <w:left w:w="75" w:type="dxa"/>
-              <w:bottom w:w="75" w:type="dxa"/>
-              <w:right w:w="75" w:type="dxa"/>
-            </w:tcMar>
-          </w:tcPr>
-          <w:p>
-            <w:pPr>
-              <w:spacing w:after="0" w:line="259" w:lineRule="auto"/>
-            </w:pPr>
-            <w:r>
-              <w:rPr>
-                <w:rFonts w:ascii="Calibri" w:hAnsi="Calibri" w:eastAsia="Microsoft JhengHei"/>
-                <w:b w:val="0"/>
-                <w:color w:val="000000"/>
-                <w:sz w:val="18"/>
-              </w:rPr>
-              <w:t>10</w:t>
-            </w:r>
-          </w:p>
-        </w:tc>
-        <w:tc>
-          <w:tcPr>
-            <w:tcW w:type="dxa" w:w="3058"/>
-            <w:vAlign w:val="center"/>
-            <w:tcMar>
-              <w:top w:w="75" w:type="dxa"/>
-              <w:left w:w="75" w:type="dxa"/>
-              <w:bottom w:w="75" w:type="dxa"/>
-              <w:right w:w="75" w:type="dxa"/>
-            </w:tcMar>
-          </w:tcPr>
-          <w:p>
-            <w:pPr>
-              <w:spacing w:after="0" w:line="259" w:lineRule="auto"/>
-            </w:pPr>
-            <w:r>
-              <w:rPr>
-                <w:rFonts w:ascii="Calibri" w:hAnsi="Calibri" w:eastAsia="Microsoft JhengHei"/>
-                <w:b w:val="0"/>
-                <w:color w:val="000000"/>
-                <w:sz w:val="18"/>
-              </w:rPr>
-              <w:t>ALL_HALF_REPEAT</w:t>
-            </w:r>
-          </w:p>
-        </w:tc>
-        <w:tc>
-          <w:tcPr>
-            <w:tcW w:type="dxa" w:w="4044"/>
-            <w:vAlign w:val="center"/>
-            <w:tcMar>
-              <w:top w:w="75" w:type="dxa"/>
-              <w:left w:w="75" w:type="dxa"/>
-              <w:bottom w:w="75" w:type="dxa"/>
-              <w:right w:w="75" w:type="dxa"/>
-            </w:tcMar>
-          </w:tcPr>
-          <w:p>
-            <w:pPr>
-              <w:spacing w:after="0" w:line="259" w:lineRule="auto"/>
-            </w:pPr>
-            <w:r>
-              <w:rPr>
-                <w:rFonts w:ascii="Calibri" w:hAnsi="Calibri" w:eastAsia="Microsoft JhengHei"/>
-                <w:b w:val="0"/>
-                <w:color w:val="000000"/>
-                <w:sz w:val="18"/>
-              </w:rPr>
-              <w:t>Fresh 0.5C in all wells</w:t>
+              <w:t>D1-D4: 41 / 67 / 89 / 113 Hz; 25% duty</w:t>
             </w:r>
           </w:p>
         </w:tc>
@@ -5596,12 +5111,7 @@
         <w:ind w:left="283" w:hanging="283"/>
       </w:pPr>
       <w:r>
-        <w:rPr>
-          <w:rFonts w:ascii="Calibri" w:hAnsi="Calibri" w:eastAsia="Microsoft JhengHei"/>
-          <w:b w:val="0"/>
-          <w:color w:val="000000"/>
-        </w:rPr>
-        <w:t>1. Set the sample label before each condition.</w:t>
+        <w:t>1. Record the software revision, carrier, filter, fill, duty, frequencies and physical well-to-channel mapping.</w:t>
       </w:r>
     </w:p>
     <w:p>
@@ -5610,12 +5120,7 @@
         <w:ind w:left="283" w:hanging="283"/>
       </w:pPr>
       <w:r>
-        <w:rPr>
-          <w:rFonts w:ascii="Calibri" w:hAnsi="Calibri" w:eastAsia="Microsoft JhengHei"/>
-          <w:b w:val="0"/>
-          <w:color w:val="000000"/>
-        </w:rPr>
-        <w:t>2. Close the light shield before acquisition.</w:t>
+        <w:t>2. Fill all four wells with double-distilled water, close the light shield and collect the blank before any dye standard.</w:t>
       </w:r>
     </w:p>
     <w:p>
@@ -5624,12 +5129,7 @@
         <w:ind w:left="283" w:hanging="283"/>
       </w:pPr>
       <w:r>
-        <w:rPr>
-          <w:rFonts w:ascii="Calibri" w:hAnsi="Calibri" w:eastAsia="Microsoft JhengHei"/>
-          <w:b w:val="0"/>
-          <w:color w:val="000000"/>
-        </w:rPr>
-        <w:t>3. Collect five distinct valid blocks per formal illuminated condition.</w:t>
+        <w:t>3. For the uniform series, put one freshly prepared target solution in all four wells and read the same fill three times without reloading.</w:t>
       </w:r>
     </w:p>
     <w:p>
@@ -5638,12 +5138,7 @@
         <w:ind w:left="283" w:hanging="283"/>
       </w:pPr>
       <w:r>
-        <w:rPr>
-          <w:rFonts w:ascii="Calibri" w:hAnsi="Calibri" w:eastAsia="Microsoft JhengHei"/>
-          <w:b w:val="0"/>
-          <w:color w:val="000000"/>
-        </w:rPr>
-        <w:t>4. Immediately after B_CAL, save its latest raw ADC block.</w:t>
+        <w:t>4. Save the raw CSV after every reading and before the next acquisition. Retain the corresponding record ID and timestamp.</w:t>
       </w:r>
     </w:p>
     <w:p>
@@ -5652,12 +5147,7 @@
         <w:ind w:left="283" w:hanging="283"/>
       </w:pPr>
       <w:r>
-        <w:rPr>
-          <w:rFonts w:ascii="Calibri" w:hAnsi="Calibri" w:eastAsia="Microsoft JhengHei"/>
-          <w:b w:val="0"/>
-          <w:color w:val="000000"/>
-        </w:rPr>
-        <w:t>5. Immediately after ALL_C, save its latest raw ADC block.</w:t>
+        <w:t>5. Record water blank and 1, 2.5, 5, 10 and 20 µM with separate preparation and fill IDs. Preserve actual acquisition order.</w:t>
       </w:r>
     </w:p>
     <w:p>
@@ -5666,12 +5156,7 @@
         <w:ind w:left="283" w:hanging="283"/>
       </w:pPr>
       <w:r>
-        <w:rPr>
-          <w:rFonts w:ascii="Calibri" w:hAnsi="Calibri" w:eastAsia="Microsoft JhengHei"/>
-          <w:b w:val="0"/>
-          <w:color w:val="000000"/>
-        </w:rPr>
-        <w:t>6. Before each solution exchange, stop the schedule.</w:t>
+        <w:t>6. Before cleaning or reloading, stop the schedule, turn the LEDs off and stop external gas flow.</w:t>
       </w:r>
     </w:p>
     <w:p>
@@ -5680,12 +5165,7 @@
         <w:ind w:left="283" w:hanging="283"/>
       </w:pPr>
       <w:r>
-        <w:rPr>
-          <w:rFonts w:ascii="Calibri" w:hAnsi="Calibri" w:eastAsia="Microsoft JhengHei"/>
-          <w:b w:val="0"/>
-          <w:color w:val="000000"/>
-        </w:rPr>
-        <w:t>7. Confirm that LEDs are off.</w:t>
+        <w:t>7. Clean the same carrier, complete a double-distilled water rinse and check for residual dye. Reload fresh samples without changing the optical alignment.</w:t>
       </w:r>
     </w:p>
     <w:p>
@@ -5694,12 +5174,7 @@
         <w:ind w:left="283" w:hanging="283"/>
       </w:pPr>
       <w:r>
-        <w:rPr>
-          <w:rFonts w:ascii="Calibri" w:hAnsi="Calibri" w:eastAsia="Microsoft JhengHei"/>
-          <w:b w:val="0"/>
-          <w:color w:val="000000"/>
-        </w:rPr>
-        <w:t>8. Stop external flow.</w:t>
+        <w:t>8. For each single-well group, put 10 µM in the selected well and water in the other three. Measure D1-only, D2-only, D3-only and D4-only fills with all LEDs active.</w:t>
       </w:r>
     </w:p>
     <w:p>
@@ -5708,12 +5183,7 @@
         <w:ind w:left="283" w:hanging="283"/>
       </w:pPr>
       <w:r>
-        <w:rPr>
-          <w:rFonts w:ascii="Calibri" w:hAnsi="Calibri" w:eastAsia="Microsoft JhengHei"/>
-          <w:b w:val="0"/>
-          <w:color w:val="000000"/>
-        </w:rPr>
-        <w:t>9. Use the established rinse and exchange method.</w:t>
+        <w:t>9. Give each fresh reload a new fill ID. Repeated readings without reloading are technical repeats of that fill.</w:t>
       </w:r>
     </w:p>
     <w:p>
@@ -5722,60 +5192,25 @@
         <w:ind w:left="283" w:hanging="283"/>
       </w:pPr>
       <w:r>
-        <w:rPr>
-          <w:rFonts w:ascii="Calibri" w:hAnsi="Calibri" w:eastAsia="Microsoft JhengHei"/>
-          <w:b w:val="0"/>
-          <w:color w:val="000000"/>
-        </w:rPr>
-        <w:t>10. After the final condition, export the complete session JSON.</w:t>
+        <w:t>10. Export the full session JSON, all raw CSVs and the preparation and layout record. Use timestamps, not filename order, to recover acquisition order.</w:t>
       </w:r>
     </w:p>
     <w:p>
       <w:r>
-        <w:rPr>
-          <w:rFonts w:ascii="Calibri" w:hAnsi="Calibri" w:eastAsia="Microsoft JhengHei"/>
-          <w:b w:val="0"/>
-          <w:color w:val="000000"/>
-        </w:rPr>
-        <w:t>Check: The nine illuminated conditions contain 45 valid blocks. DARK is separate. Use unchanged settings throughout. Keep the Condition ID fixed for this common configuration. Change the sample label for each solution.</w:t>
+        <w:t>The expanded series has six uniform groups and four single-well groups. Each is one fresh preparation/fill with three technical readings: 30 acquisitions. These technical readings quantify repeatability; they are not three independent preparations. Keep the earlier mixed layouts A and B as a separate dataset.</w:t>
       </w:r>
     </w:p>
     <w:p>
       <w:r>
-        <w:rPr>
-          <w:rFonts w:ascii="Calibri" w:hAnsi="Calibri" w:eastAsia="Microsoft JhengHei"/>
-          <w:b w:val="0"/>
-          <w:color w:val="000000"/>
-        </w:rPr>
-        <w:t>Failure action: If residue prevents a clean blank, stop the series. If reboot or optical disassembly is necessary, start a new complete series afterward. Do not combine partial series across boots.</w:t>
+        <w:t>Failure action: Retain clipping, timing errors, unstable blanks and carryover observations. After a reboot, filter change or changed alignment, establish a new acquisition context and blank. A reload of the same carrier is not an independent device replicate.</w:t>
       </w:r>
     </w:p>
     <w:p>
+      <w:pPr>
+        <w:keepLines/>
+      </w:pPr>
       <w:r>
-        <w:rPr>
-          <w:rFonts w:ascii="Calibri" w:hAnsi="Calibri" w:eastAsia="Microsoft JhengHei"/>
-          <w:b w:val="0"/>
-          <w:color w:val="000000"/>
-        </w:rPr>
-        <w:t xml:space="preserve">The </w:t>
-      </w:r>
-      <w:hyperlink r:id="rId18">
-        <w:r>
-          <w:rPr>
-            <w:rFonts w:ascii="Calibri" w:hAnsi="Calibri" w:eastAsia="Microsoft JhengHei"/>
-            <w:color w:val="175A80"/>
-            <w:u w:val="single"/>
-          </w:rPr>
-          <w:t>validation plan</w:t>
-        </w:r>
-      </w:hyperlink>
-      <w:r>
-        <w:rPr>
-          <w:rFonts w:ascii="Calibri" w:hAnsi="Calibri" w:eastAsia="Microsoft JhengHei"/>
-          <w:b w:val="0"/>
-          <w:color w:val="000000"/>
-        </w:rPr>
-        <w:t xml:space="preserve"> gives analysis commands and acceptance criteria. Sodium fluorescein verifies an optical measurement. It does not establish cellular sensitivity or odor recognition.</w:t>
+        <w:t>Analysis: subtract the matching water I/Q mean once and use each isolated 10 µM source to set its channel phase. Fit the same exponential function family for D1-D4 with separate coefficients. The present curves apply to the tested all-wells-equal fill. Keep both 2.5 µM acquisitions as QC records; primary fitting uses water, 1, 5, 10 and 20 µM. Validate whole held-out concentration groups. Matrix-first unmixing and extra residual offsets did not improve the current multiwell check, so they are not applied to this conversion. Use the sample guide for coefficients, recovery checks and the next mixed-fill calibration steps.</w:t>
       </w:r>
     </w:p>
     <w:p>
@@ -6348,12 +5783,7 @@
     </w:p>
     <w:p>
       <w:r>
-        <w:rPr>
-          <w:rFonts w:ascii="Calibri" w:hAnsi="Calibri" w:eastAsia="Microsoft JhengHei"/>
-          <w:b w:val="0"/>
-          <w:color w:val="000000"/>
-        </w:rPr>
-        <w:t>PBS dye solution is not cell-growth medium. HEPES does not control temperature. The alternative measurement-buffer procedure in the sample guide is optional. It is not a required purchase.</w:t>
+        <w:t>double-distilled water used for the dye series is not a cell-culture medium. Keep the qualified cellular assay medium for cell measurements. HEPES does not control temperature. The sample guide describes an optional imaging-buffer branch.</w:t>
       </w:r>
     </w:p>
     <w:p>
@@ -6670,12 +6100,7 @@
     </w:p>
     <w:p>
       <w:r>
-        <w:rPr>
-          <w:rFonts w:ascii="Calibri" w:hAnsi="Calibri" w:eastAsia="Microsoft JhengHei"/>
-          <w:b w:val="0"/>
-          <w:color w:val="000000"/>
-        </w:rPr>
-        <w:t>Compute ΔF/F0 from the living-cell baseline after one independent blank subtraction. Never save living cells as the optical blank. A PBS blank cannot replace the actual-medium blank.</w:t>
+        <w:t>Subtract the independent assay-medium blank once, then use the living-cell baseline for ΔF/F0. Do not save living cells as the optical blank. A double-distilled water dye blank cannot replace the actual cell-medium blank.</w:t>
       </w:r>
     </w:p>
     <w:p>
@@ -7660,7 +7085,7 @@
         <w:color w:val="000000"/>
         <w:sz w:val="16"/>
       </w:rPr>
-      <w:t xml:space="preserve">AeroSense  |  2026-10-16 R5  |  </w:t>
+      <w:t xml:space="preserve">AeroSense  |  2026-10-20 R6  |  </w:t>
     </w:r>
     <w:fldSimple w:instr="PAGE"/>
   </w:p>
